--- a/Templates/ипотека/дду решения ипотека/реш_рез дду представители не_солидарное ипотека.docx
+++ b/Templates/ипотека/дду решения ипотека/реш_рез дду представители не_солидарное ипотека.docx
@@ -387,7 +387,7 @@
           <w:szCs w:val="28"/>
           <w:shd w:val="clear" w:color="auto" w:fill="FFFFFF"/>
         </w:rPr>
-        <w:t>. 194-199 ГИН РФ, суд</w:t>
+        <w:t>. 194-199 ГПК РФ, суд</w:t>
       </w:r>
     </w:p>
     <w:p>

--- a/Templates/ипотека/дду решения ипотека/реш_рез дду представители не_солидарное ипотека.docx
+++ b/Templates/ипотека/дду решения ипотека/реш_рез дду представители не_солидарное ипотека.docx
@@ -729,7 +729,7 @@
       <w:pPr>
         <w:spacing w:after="0" w:line="240" w:lineRule="auto"/>
         <w:ind w:firstLine="709"/>
-        <w:jc w:val="both"/>
+        <w:jc w:val="right"/>
         <w:rPr>
           <w:rFonts w:ascii="Times New Roman" w:hAnsi="Times New Roman"/>
           <w:sz w:val="28"/>

--- a/Templates/ипотека/дду решения ипотека/реш_рез дду представители не_солидарное ипотека.docx
+++ b/Templates/ипотека/дду решения ипотека/реш_рез дду представители не_солидарное ипотека.docx
@@ -727,24 +727,18 @@
     </w:p>
     <w:p>
       <w:pPr>
+        <w:tabs>
+          <w:tab w:pos="9355" w:val="right"/>
+        </w:tabs>
         <w:spacing w:after="0" w:line="240" w:lineRule="auto"/>
         <w:ind w:firstLine="709"/>
-        <w:jc w:val="right"/>
-        <w:rPr>
-          <w:rFonts w:ascii="Times New Roman" w:hAnsi="Times New Roman"/>
-          <w:sz w:val="28"/>
-          <w:szCs w:val="28"/>
-        </w:rPr>
-      </w:pPr>
-      <w:r>
-        <w:rPr>
-          <w:rFonts w:ascii="Times New Roman" w:eastAsia="Times New Roman" w:hAnsi="Times New Roman"/>
-          <w:sz w:val="28"/>
-          <w:szCs w:val="28"/>
-          <w:lang w:eastAsia="ru-RU"/>
-        </w:rPr>
-        <w:t>Судья [415]</w:t>
-      </w:r>
+        <w:jc w:val="left"/>
+        <w:rPr>
+          <w:rFonts w:ascii="Times New Roman" w:hAnsi="Times New Roman"/>
+          <w:sz w:val="28"/>
+          <w:szCs w:val="28"/>
+        </w:rPr>
+      </w:pPr>
       <w:bookmarkStart w:id="0" w:name="_GoBack"/>
       <w:bookmarkEnd w:id="0"/>
       <w:r>
@@ -754,7 +748,17 @@
           <w:szCs w:val="28"/>
           <w:lang w:eastAsia="ru-RU"/>
         </w:rPr>
-        <w:t xml:space="preserve"> </w:t>
+        <w:t>Судья</w:t>
+      </w:r>
+      <w:r>
+        <w:rPr>
+          <w:rFonts w:ascii="Times New Roman" w:eastAsia="Times New Roman" w:hAnsi="Times New Roman"/>
+          <w:sz w:val="28"/>
+          <w:szCs w:val="28"/>
+          <w:lang w:eastAsia="ru-RU"/>
+        </w:rPr>
+        <w:tab/>
+        <w:t>[415]</w:t>
       </w:r>
     </w:p>
     <w:p/>

--- a/Templates/ипотека/дду решения ипотека/реш_рез дду представители не_солидарное ипотека.docx
+++ b/Templates/ипотека/дду решения ипотека/реш_рез дду представители не_солидарное ипотека.docx
@@ -4,6 +4,7 @@
   <w:body>
     <w:p>
       <w:pPr>
+        <w:jc w:val="right"/>
         <w:outlineLvl w:val="2"/>
         <w:rPr>
           <w:rFonts w:ascii="Times New Roman" w:hAnsi="Times New Roman"/>
@@ -147,25 +148,28 @@
     </w:p>
     <w:p>
       <w:pPr>
-        <w:spacing w:after="0" w:line="240" w:lineRule="auto"/>
-        <w:jc w:val="both"/>
-        <w:rPr>
-          <w:rFonts w:ascii="Times New Roman" w:eastAsia="Times New Roman" w:hAnsi="Times New Roman"/>
-          <w:b/>
-          <w:sz w:val="28"/>
-          <w:szCs w:val="28"/>
-          <w:lang w:eastAsia="ru-RU"/>
-        </w:rPr>
-      </w:pPr>
-      <w:r>
-        <w:rPr>
-          <w:rFonts w:ascii="Times New Roman" w:eastAsia="Times New Roman" w:hAnsi="Times New Roman"/>
-          <w:b/>
-          <w:sz w:val="28"/>
-          <w:szCs w:val="28"/>
-          <w:lang w:eastAsia="ru-RU"/>
-        </w:rPr>
-        <w:t xml:space="preserve">[7]  </w:t>
+        <w:tabs>
+          <w:tab w:val="right" w:pos="9355"/>
+        </w:tabs>
+        <w:spacing w:after="0" w:line="240" w:lineRule="auto"/>
+        <w:jc w:val="left"/>
+        <w:rPr>
+          <w:rFonts w:ascii="Times New Roman" w:eastAsia="Times New Roman" w:hAnsi="Times New Roman"/>
+          <w:b/>
+          <w:sz w:val="28"/>
+          <w:szCs w:val="28"/>
+          <w:lang w:eastAsia="ru-RU"/>
+        </w:rPr>
+      </w:pPr>
+      <w:r>
+        <w:rPr>
+          <w:rFonts w:ascii="Times New Roman" w:eastAsia="Times New Roman" w:hAnsi="Times New Roman"/>
+          <w:b/>
+          <w:sz w:val="28"/>
+          <w:szCs w:val="28"/>
+          <w:lang w:eastAsia="ru-RU"/>
+        </w:rPr>
+        <w:t xml:space="preserve">[7]</w:t>
       </w:r>
       <w:r>
         <w:rPr>
@@ -185,19 +189,7 @@
           <w:szCs w:val="28"/>
           <w:lang w:eastAsia="ru-RU"/>
         </w:rPr>
-        <w:tab/>
-        <w:t xml:space="preserve">  </w:t>
-      </w:r>
-      <w:r>
-        <w:rPr>
-          <w:rFonts w:ascii="Times New Roman" w:eastAsia="Times New Roman" w:hAnsi="Times New Roman"/>
-          <w:b/>
-          <w:sz w:val="28"/>
-          <w:szCs w:val="28"/>
-          <w:lang w:eastAsia="ru-RU"/>
-        </w:rPr>
-        <w:tab/>
-        <w:t xml:space="preserve">                                                                                        [1307] </w:t>
+        <w:t xml:space="preserve">[1307]</w:t>
       </w:r>
     </w:p>
     <w:p>

--- a/Templates/ипотека/дду решения ипотека/реш_рез дду представители не_солидарное ипотека.docx
+++ b/Templates/ипотека/дду решения ипотека/реш_рез дду представители не_солидарное ипотека.docx
@@ -152,24 +152,23 @@
           <w:tab w:val="right" w:pos="9355"/>
         </w:tabs>
         <w:spacing w:after="0" w:line="240" w:lineRule="auto"/>
-        <w:jc w:val="left"/>
-        <w:rPr>
-          <w:rFonts w:ascii="Times New Roman" w:eastAsia="Times New Roman" w:hAnsi="Times New Roman"/>
-          <w:b/>
-          <w:sz w:val="28"/>
-          <w:szCs w:val="28"/>
-          <w:lang w:eastAsia="ru-RU"/>
-        </w:rPr>
-      </w:pPr>
-      <w:r>
-        <w:rPr>
-          <w:rFonts w:ascii="Times New Roman" w:eastAsia="Times New Roman" w:hAnsi="Times New Roman"/>
-          <w:b/>
-          <w:sz w:val="28"/>
-          <w:szCs w:val="28"/>
-          <w:lang w:eastAsia="ru-RU"/>
-        </w:rPr>
-        <w:t xml:space="preserve">[7]</w:t>
+        <w:rPr>
+          <w:rFonts w:ascii="Times New Roman" w:eastAsia="Times New Roman" w:hAnsi="Times New Roman"/>
+          <w:b/>
+          <w:sz w:val="28"/>
+          <w:szCs w:val="28"/>
+          <w:lang w:eastAsia="ru-RU"/>
+        </w:rPr>
+      </w:pPr>
+      <w:r>
+        <w:rPr>
+          <w:rFonts w:ascii="Times New Roman" w:eastAsia="Times New Roman" w:hAnsi="Times New Roman"/>
+          <w:b/>
+          <w:sz w:val="28"/>
+          <w:szCs w:val="28"/>
+          <w:lang w:eastAsia="ru-RU"/>
+        </w:rPr>
+        <w:t>[7]</w:t>
       </w:r>
       <w:r>
         <w:rPr>
@@ -180,16 +179,7 @@
           <w:lang w:eastAsia="ru-RU"/>
         </w:rPr>
         <w:tab/>
-      </w:r>
-      <w:r>
-        <w:rPr>
-          <w:rFonts w:ascii="Times New Roman" w:eastAsia="Times New Roman" w:hAnsi="Times New Roman"/>
-          <w:b/>
-          <w:sz w:val="28"/>
-          <w:szCs w:val="28"/>
-          <w:lang w:eastAsia="ru-RU"/>
-        </w:rPr>
-        <w:t xml:space="preserve">[1307]</w:t>
+        <w:t>[1307]</w:t>
       </w:r>
     </w:p>
     <w:p>
@@ -333,7 +323,34 @@
           <w:sz w:val="28"/>
           <w:szCs w:val="28"/>
         </w:rPr>
-        <w:t>рассмотрев в открытом судебном заседании гражданское дело по исковому заявлению [989] к [1402.1], [1402.2] о расторжении кредитного договора,  взыскании задолженности по кредитному договору, обращении взыскания на заложенное имущество,</w:t>
+        <w:t>рассмотрев в открытом судебном заседании гражданское дело по исковому заявлению [989] к [1402.1], [1402.2] о расторжении кредитного договора,  взыскании задолженности по кредитному договору</w:t>
+      </w:r>
+      <w:r>
+        <w:rPr>
+          <w:rFonts w:ascii="Times New Roman" w:hAnsi="Times New Roman"/>
+          <w:sz w:val="28"/>
+          <w:szCs w:val="28"/>
+        </w:rPr>
+        <w:t xml:space="preserve"> </w:t>
+      </w:r>
+      <w:bookmarkStart w:id="0" w:name="_GoBack"/>
+      <w:bookmarkEnd w:id="0"/>
+      <w:r>
+        <w:rPr>
+          <w:rFonts w:ascii="Times New Roman" w:hAnsi="Times New Roman"/>
+          <w:bCs/>
+          <w:sz w:val="25"/>
+          <w:szCs w:val="25"/>
+        </w:rPr>
+        <w:t>от [100] № [110]</w:t>
+      </w:r>
+      <w:r>
+        <w:rPr>
+          <w:rFonts w:ascii="Times New Roman" w:hAnsi="Times New Roman"/>
+          <w:sz w:val="28"/>
+          <w:szCs w:val="28"/>
+        </w:rPr>
+        <w:t>, обращении взыскания на заложенное имущество,</w:t>
       </w:r>
     </w:p>
     <w:p>
@@ -638,15 +655,15 @@
           <w:rFonts w:ascii="Times New Roman" w:eastAsia="Times New Roman" w:hAnsi="Times New Roman"/>
           <w:sz w:val="28"/>
           <w:szCs w:val="28"/>
-          <w:lang w:val="en-US" w:eastAsia="ru-RU"/>
-        </w:rPr>
-      </w:pPr>
-      <w:r>
-        <w:rPr>
-          <w:rFonts w:ascii="Times New Roman" w:eastAsia="Times New Roman" w:hAnsi="Times New Roman"/>
-          <w:sz w:val="28"/>
-          <w:szCs w:val="28"/>
-          <w:lang w:val="en-US" w:eastAsia="ru-RU"/>
+          <w:lang w:eastAsia="ru-RU"/>
+        </w:rPr>
+      </w:pPr>
+      <w:r>
+        <w:rPr>
+          <w:rFonts w:ascii="Times New Roman" w:eastAsia="Times New Roman" w:hAnsi="Times New Roman"/>
+          <w:sz w:val="28"/>
+          <w:szCs w:val="28"/>
+          <w:lang w:eastAsia="ru-RU"/>
         </w:rPr>
         <w:t>[889]</w:t>
       </w:r>
@@ -720,19 +737,16 @@
     <w:p>
       <w:pPr>
         <w:tabs>
-          <w:tab w:pos="9355" w:val="right"/>
+          <w:tab w:val="right" w:pos="9355"/>
         </w:tabs>
         <w:spacing w:after="0" w:line="240" w:lineRule="auto"/>
         <w:ind w:firstLine="709"/>
-        <w:jc w:val="left"/>
-        <w:rPr>
-          <w:rFonts w:ascii="Times New Roman" w:hAnsi="Times New Roman"/>
-          <w:sz w:val="28"/>
-          <w:szCs w:val="28"/>
-        </w:rPr>
-      </w:pPr>
-      <w:bookmarkStart w:id="0" w:name="_GoBack"/>
-      <w:bookmarkEnd w:id="0"/>
+        <w:rPr>
+          <w:rFonts w:ascii="Times New Roman" w:hAnsi="Times New Roman"/>
+          <w:sz w:val="28"/>
+          <w:szCs w:val="28"/>
+        </w:rPr>
+      </w:pPr>
       <w:r>
         <w:rPr>
           <w:rFonts w:ascii="Times New Roman" w:eastAsia="Times New Roman" w:hAnsi="Times New Roman"/>
